--- a/documents/Professional_Self_Assessment.docx
+++ b/documents/Professional_Self_Assessment.docx
@@ -232,7 +232,13 @@
         <w:t>which</w:t>
       </w:r>
       <w:r>
-        <w:t xml:space="preserve"> has helped to build my collaborative and communicative skills. Many of the courses have prepared me for interaction with non-technical audiences by requiring my to break down technical information for instructors and employers.</w:t>
+        <w:t xml:space="preserve"> has helped to build my collaborative and communicative skills. Many of the courses have prepared me for interaction with non-technical audiences by requiring m</w:t>
+      </w:r>
+      <w:r>
+        <w:t>e</w:t>
+      </w:r>
+      <w:r>
+        <w:t xml:space="preserve"> to break down technical information for instructors and employers.</w:t>
       </w:r>
     </w:p>
     <w:p>
@@ -242,13 +248,7 @@
       <w:r>
         <w:lastRenderedPageBreak/>
         <w:tab/>
-        <w:t xml:space="preserve">Working on </w:t>
-      </w:r>
-      <w:r>
-        <w:t>the enhancements</w:t>
-      </w:r>
-      <w:r>
-        <w:t xml:space="preserve"> of my previous projects for my capstone course, I have </w:t>
+        <w:t xml:space="preserve">Working on the enhancements of my previous projects for my capstone course, I have </w:t>
       </w:r>
       <w:r>
         <w:t xml:space="preserve">learned how to choose data structures based on the problem. Throughout my academic career, I have been able to work with </w:t>
@@ -281,7 +281,13 @@
       </w:pPr>
       <w:r>
         <w:tab/>
-        <w:t xml:space="preserve">I started the computer science program having only completed a beginners Python course. </w:t>
+        <w:t>I started the computer science program having only completed a beginner</w:t>
+      </w:r>
+      <w:r>
+        <w:t>’</w:t>
+      </w:r>
+      <w:r>
+        <w:t xml:space="preserve">s Python course. </w:t>
       </w:r>
       <w:r>
         <w:t>N</w:t>
@@ -308,7 +314,13 @@
         <w:t xml:space="preserve"> learned how to separate user-interface logic, business logic, validation, and database operations. The d</w:t>
       </w:r>
       <w:r>
-        <w:t>atabase coursework taught you about schemas, data types, constraints, indexes, query performance, and data integrity.</w:t>
+        <w:t xml:space="preserve">atabase coursework taught </w:t>
+      </w:r>
+      <w:r>
+        <w:t>me</w:t>
+      </w:r>
+      <w:r>
+        <w:t xml:space="preserve"> about schemas, data types, constraints, indexes, query performance, and data integrity.</w:t>
       </w:r>
       <w:r>
         <w:t xml:space="preserve"> Working through the enhancements taught me </w:t>
@@ -342,7 +354,13 @@
         <w:t>protected CRUD routes, and safer error responses.</w:t>
       </w:r>
       <w:r>
-        <w:t xml:space="preserve"> In healthcare, robust security implementation and understanding is essential since we are working with patients sensitive health information. Additionally, I have taken steps to strengthen my knowledge outside of university coursework by sitting for and passing the Security+ exam through CompTIA.</w:t>
+        <w:t xml:space="preserve"> In healthcare, robust security implementation and understanding is essential since we are working with patients</w:t>
+      </w:r>
+      <w:r>
+        <w:t>’</w:t>
+      </w:r>
+      <w:r>
+        <w:t xml:space="preserve"> sensitive health information. Additionally, I have taken steps to strengthen my knowledge outside of university coursework by sitting for and passing the Security+ exam through CompTIA.</w:t>
       </w:r>
     </w:p>
     <w:p>
@@ -1030,6 +1048,7 @@
   <w:style w:type="character" w:default="1" w:styleId="DefaultParagraphFont">
     <w:name w:val="Default Paragraph Font"/>
     <w:uiPriority w:val="1"/>
+    <w:semiHidden/>
     <w:unhideWhenUsed/>
   </w:style>
   <w:style w:type="table" w:default="1" w:styleId="TableNormal">
